--- a/Mechanical_Project_Template/02_Governance_and_Equity/Pathways/1_Person/Ideator_Agreement.docx
+++ b/Mechanical_Project_Template/02_Governance_and_Equity/Pathways/1_Person/Ideator_Agreement.docx
@@ -28,8 +28,8 @@
     </w:p>
     <w:p>
       <w:r>
-        <w:pict>
-          <v:rect id="_x0000_i1103" style="width:0;height:1.5pt" o:hralign="center" o:hrstd="t" o:hr="t" fillcolor="#a0a0a0" stroked="f"/>
+        <w:pict w14:anchorId="576F3BCF">
+          <v:rect id="_x0000_i1025" style="width:0;height:1.5pt" o:hralign="center" o:hrstd="t" o:hr="t" fillcolor="#a0a0a0" stroked="f"/>
         </w:pict>
       </w:r>
     </w:p>
@@ -117,8 +117,8 @@
     </w:p>
     <w:p>
       <w:r>
-        <w:pict>
-          <v:rect id="_x0000_i1104" style="width:0;height:1.5pt" o:hralign="center" o:hrstd="t" o:hr="t" fillcolor="#a0a0a0" stroked="f"/>
+        <w:pict w14:anchorId="61565335">
+          <v:rect id="_x0000_i1026" style="width:0;height:1.5pt" o:hralign="center" o:hrstd="t" o:hr="t" fillcolor="#a0a0a0" stroked="f"/>
         </w:pict>
       </w:r>
     </w:p>
@@ -247,8 +247,8 @@
     </w:p>
     <w:p>
       <w:r>
-        <w:pict>
-          <v:rect id="_x0000_i1105" style="width:0;height:1.5pt" o:hralign="center" o:hrstd="t" o:hr="t" fillcolor="#a0a0a0" stroked="f"/>
+        <w:pict w14:anchorId="47C2FE62">
+          <v:rect id="_x0000_i1027" style="width:0;height:1.5pt" o:hralign="center" o:hrstd="t" o:hr="t" fillcolor="#a0a0a0" stroked="f"/>
         </w:pict>
       </w:r>
     </w:p>
@@ -268,6 +268,122 @@
       </w:r>
     </w:p>
     <w:p>
+      <w:pPr>
+        <w:rPr>
+          <w:lang w:val="en-US"/>
+        </w:rPr>
+      </w:pPr>
+      <w:r>
+        <w:rPr>
+          <w:lang w:val="en-US"/>
+        </w:rPr>
+        <w:t xml:space="preserve">Equity for Ideators comes from the Main Pool (60% of total equity when Contributors exist, 70% when no Contributors exist). Ideators receive shares calculated using the role weights defined in the Governance Charter (1.15 for each </w:t>
+      </w:r>
+      <w:proofErr w:type="spellStart"/>
+      <w:r>
+        <w:rPr>
+          <w:lang w:val="en-US"/>
+        </w:rPr>
+        <w:t>Ideator</w:t>
+      </w:r>
+      <w:proofErr w:type="spellEnd"/>
+      <w:r>
+        <w:rPr>
+          <w:lang w:val="en-US"/>
+        </w:rPr>
+        <w:t xml:space="preserve">). The </w:t>
+      </w:r>
+      <w:proofErr w:type="spellStart"/>
+      <w:r>
+        <w:rPr>
+          <w:lang w:val="en-US"/>
+        </w:rPr>
+        <w:t>Ideator’s</w:t>
+      </w:r>
+      <w:proofErr w:type="spellEnd"/>
+      <w:r>
+        <w:rPr>
+          <w:lang w:val="en-US"/>
+        </w:rPr>
+        <w:t xml:space="preserve"> individual </w:t>
+      </w:r>
+      <w:r>
+        <w:rPr>
+          <w:lang w:val="en-US"/>
+        </w:rPr>
+        <w:lastRenderedPageBreak/>
+        <w:t>percentage is computed as (Main Pool × 1.15) divided by the total weight of all Ideators, Operators and Founders.</w:t>
+      </w:r>
+    </w:p>
+    <w:p>
+      <w:pPr>
+        <w:rPr>
+          <w:lang w:val="en-US"/>
+        </w:rPr>
+      </w:pPr>
+      <w:r>
+        <w:rPr>
+          <w:lang w:val="en-US"/>
+        </w:rPr>
+        <w:t xml:space="preserve">Example: If there is 1 </w:t>
+      </w:r>
+      <w:proofErr w:type="spellStart"/>
+      <w:r>
+        <w:rPr>
+          <w:lang w:val="en-US"/>
+        </w:rPr>
+        <w:t>Ideator</w:t>
+      </w:r>
+      <w:proofErr w:type="spellEnd"/>
+      <w:r>
+        <w:rPr>
+          <w:lang w:val="en-US"/>
+        </w:rPr>
+        <w:t xml:space="preserve">, 1 Operator and 2 Founders, total weight = 1.15 + 1 + 2 × 0.65 = 3.45. The Main Pool is 60%. The </w:t>
+      </w:r>
+      <w:proofErr w:type="spellStart"/>
+      <w:r>
+        <w:rPr>
+          <w:lang w:val="en-US"/>
+        </w:rPr>
+        <w:t>Ideator</w:t>
+      </w:r>
+      <w:proofErr w:type="spellEnd"/>
+      <w:r>
+        <w:rPr>
+          <w:lang w:val="en-US"/>
+        </w:rPr>
+        <w:t xml:space="preserve"> receives (60 × 1.15 ÷ 3.45) ≈ 20%.</w:t>
+      </w:r>
+    </w:p>
+    <w:p>
+      <w:pPr>
+        <w:rPr>
+          <w:lang w:val="en-US"/>
+        </w:rPr>
+      </w:pPr>
+      <w:r>
+        <w:rPr>
+          <w:lang w:val="en-US"/>
+        </w:rPr>
+        <w:t xml:space="preserve">The 10% Contributor Pool is not included in </w:t>
+      </w:r>
+      <w:proofErr w:type="spellStart"/>
+      <w:r>
+        <w:rPr>
+          <w:lang w:val="en-US"/>
+        </w:rPr>
+        <w:t>Ideator</w:t>
+      </w:r>
+      <w:proofErr w:type="spellEnd"/>
+      <w:r>
+        <w:rPr>
+          <w:lang w:val="en-US"/>
+        </w:rPr>
+        <w:t xml:space="preserve"> equity unless there are no Contributors, in which case the Main Pool becomes 70%.</w:t>
+      </w:r>
+    </w:p>
+    <w:p>
       <w:r>
         <w:t>Under the selected Pathway Model:</w:t>
       </w:r>
@@ -303,7 +419,6 @@
           <w:b/>
           <w:bCs/>
         </w:rPr>
-        <w:lastRenderedPageBreak/>
         <w:t>Equity Percentage:</w:t>
       </w:r>
       <w:r>
@@ -321,8 +436,8 @@
     </w:p>
     <w:p>
       <w:r>
-        <w:pict>
-          <v:rect id="_x0000_i1106" style="width:0;height:1.5pt" o:hralign="center" o:hrstd="t" o:hr="t" fillcolor="#a0a0a0" stroked="f"/>
+        <w:pict w14:anchorId="1EA5BF2F">
+          <v:rect id="_x0000_i1028" style="width:0;height:1.5pt" o:hralign="center" o:hrstd="t" o:hr="t" fillcolor="#a0a0a0" stroked="f"/>
         </w:pict>
       </w:r>
     </w:p>
@@ -404,8 +519,8 @@
     </w:p>
     <w:p>
       <w:r>
-        <w:pict>
-          <v:rect id="_x0000_i1107" style="width:0;height:1.5pt" o:hralign="center" o:hrstd="t" o:hr="t" fillcolor="#a0a0a0" stroked="f"/>
+        <w:pict w14:anchorId="57A42FC9">
+          <v:rect id="_x0000_i1029" style="width:0;height:1.5pt" o:hralign="center" o:hrstd="t" o:hr="t" fillcolor="#a0a0a0" stroked="f"/>
         </w:pict>
       </w:r>
     </w:p>
@@ -488,8 +603,9 @@
     </w:p>
     <w:p>
       <w:r>
-        <w:pict>
-          <v:rect id="_x0000_i1108" style="width:0;height:1.5pt" o:hralign="center" o:hrstd="t" o:hr="t" fillcolor="#a0a0a0" stroked="f"/>
+        <w:lastRenderedPageBreak/>
+        <w:pict w14:anchorId="50CA1752">
+          <v:rect id="_x0000_i1030" style="width:0;height:1.5pt" o:hralign="center" o:hrstd="t" o:hr="t" fillcolor="#a0a0a0" stroked="f"/>
         </w:pict>
       </w:r>
     </w:p>
@@ -561,9 +677,8 @@
     </w:p>
     <w:p>
       <w:r>
-        <w:lastRenderedPageBreak/>
-        <w:pict>
-          <v:rect id="_x0000_i1109" style="width:0;height:1.5pt" o:hralign="center" o:hrstd="t" o:hr="t" fillcolor="#a0a0a0" stroked="f"/>
+        <w:pict w14:anchorId="73ED94CE">
+          <v:rect id="_x0000_i1031" style="width:0;height:1.5pt" o:hralign="center" o:hrstd="t" o:hr="t" fillcolor="#a0a0a0" stroked="f"/>
         </w:pict>
       </w:r>
     </w:p>
@@ -635,8 +750,8 @@
     </w:p>
     <w:p>
       <w:r>
-        <w:pict>
-          <v:rect id="_x0000_i1110" style="width:0;height:1.5pt" o:hralign="center" o:hrstd="t" o:hr="t" fillcolor="#a0a0a0" stroked="f"/>
+        <w:pict w14:anchorId="7C7291E0">
+          <v:rect id="_x0000_i1032" style="width:0;height:1.5pt" o:hralign="center" o:hrstd="t" o:hr="t" fillcolor="#a0a0a0" stroked="f"/>
         </w:pict>
       </w:r>
     </w:p>
@@ -697,8 +812,8 @@
     </w:p>
     <w:p>
       <w:r>
-        <w:pict>
-          <v:rect id="_x0000_i1111" style="width:0;height:1.5pt" o:hralign="center" o:hrstd="t" o:hr="t" fillcolor="#a0a0a0" stroked="f"/>
+        <w:pict w14:anchorId="52534612">
+          <v:rect id="_x0000_i1033" style="width:0;height:1.5pt" o:hralign="center" o:hrstd="t" o:hr="t" fillcolor="#a0a0a0" stroked="f"/>
         </w:pict>
       </w:r>
     </w:p>
@@ -765,6 +880,7 @@
     </w:p>
     <w:p>
       <w:r>
+        <w:lastRenderedPageBreak/>
         <w:t>A future Moral Conduct Clause may allow governance-triggered review of vested equity in extreme circumstances as defined by formal policy.</w:t>
       </w:r>
     </w:p>
@@ -775,8 +891,8 @@
     </w:p>
     <w:p>
       <w:r>
-        <w:pict>
-          <v:rect id="_x0000_i1112" style="width:0;height:1.5pt" o:hralign="center" o:hrstd="t" o:hr="t" fillcolor="#a0a0a0" stroked="f"/>
+        <w:pict w14:anchorId="5FB3F894">
+          <v:rect id="_x0000_i1034" style="width:0;height:1.5pt" o:hralign="center" o:hrstd="t" o:hr="t" fillcolor="#a0a0a0" stroked="f"/>
         </w:pict>
       </w:r>
     </w:p>
@@ -841,7 +957,6 @@
         </w:numPr>
       </w:pPr>
       <w:r>
-        <w:lastRenderedPageBreak/>
         <w:t>Governance-triggered removal vote</w:t>
       </w:r>
     </w:p>
@@ -852,8 +967,8 @@
     </w:p>
     <w:p>
       <w:r>
-        <w:pict>
-          <v:rect id="_x0000_i1113" style="width:0;height:1.5pt" o:hralign="center" o:hrstd="t" o:hr="t" fillcolor="#a0a0a0" stroked="f"/>
+        <w:pict w14:anchorId="16543004">
+          <v:rect id="_x0000_i1035" style="width:0;height:1.5pt" o:hralign="center" o:hrstd="t" o:hr="t" fillcolor="#a0a0a0" stroked="f"/>
         </w:pict>
       </w:r>
     </w:p>
@@ -912,8 +1027,8 @@
     </w:p>
     <w:p>
       <w:r>
-        <w:pict>
-          <v:rect id="_x0000_i1114" style="width:0;height:1.5pt" o:hralign="center" o:hrstd="t" o:hr="t" fillcolor="#a0a0a0" stroked="f"/>
+        <w:pict w14:anchorId="36C2D2A9">
+          <v:rect id="_x0000_i1036" style="width:0;height:1.5pt" o:hralign="center" o:hrstd="t" o:hr="t" fillcolor="#a0a0a0" stroked="f"/>
         </w:pict>
       </w:r>
     </w:p>
@@ -979,33 +1094,52 @@
       </w:r>
     </w:p>
     <w:p>
-      <w:r>
-        <w:t>Signed:</w:t>
-      </w:r>
-    </w:p>
-    <w:p>
-      <w:r>
-        <w:pict>
-          <v:rect id="_x0000_i1115" style="width:0;height:1.5pt" o:hralign="center" o:hrstd="t" o:hr="t" fillcolor="#a0a0a0" stroked="f"/>
-        </w:pict>
-      </w:r>
-    </w:p>
-    <w:p>
-      <w:r>
-        <w:t xml:space="preserve">Founding </w:t>
-      </w:r>
+      <w:pPr>
+        <w:rPr>
+          <w:b/>
+          <w:bCs/>
+        </w:rPr>
+      </w:pPr>
+      <w:r>
+        <w:rPr>
+          <w:b/>
+          <w:bCs/>
+        </w:rPr>
+        <w:t>13</w:t>
+      </w:r>
+      <w:r>
+        <w:rPr>
+          <w:b/>
+          <w:bCs/>
+        </w:rPr>
+        <w:t>. Signatures</w:t>
+      </w:r>
+    </w:p>
+    <w:p>
       <w:proofErr w:type="spellStart"/>
       <w:r>
         <w:t>Ideator</w:t>
       </w:r>
       <w:proofErr w:type="spellEnd"/>
-    </w:p>
-    <w:p>
-      <w:r>
-        <w:t>Date: _________________________</w:t>
-      </w:r>
-    </w:p>
-    <w:p/>
+      <w:r>
+        <w:t xml:space="preserve"> Signature: ____________________________</w:t>
+      </w:r>
+    </w:p>
+    <w:p>
+      <w:r>
+        <w:t>Date: ______________________</w:t>
+      </w:r>
+    </w:p>
+    <w:p>
+      <w:r>
+        <w:t>Representative (Project Entity) Signature: ____________________________</w:t>
+      </w:r>
+    </w:p>
+    <w:p>
+      <w:r>
+        <w:t>Date: ______________________</w:t>
+      </w:r>
+    </w:p>
     <w:sectPr>
       <w:pgSz w:w="11906" w:h="16838"/>
       <w:pgMar w:top="1440" w:right="1440" w:bottom="1440" w:left="1440" w:header="708" w:footer="708" w:gutter="0"/>
